--- a/Foreground Masking/documentation/MTObjects Spike Gate Optuna Optimisation Documentation.docx
+++ b/Foreground Masking/documentation/MTObjects Spike Gate Optuna Optimisation Documentation.docx
@@ -85,7 +85,7 @@
     </w:p>
     <w:p>
       <w:r>
-        <w:t>The batch optimiser is implemented in Foreground Masking/optimise_mtobjects_spike_gate_parameters.py. It reuses the MTObjects runner, Spike Gate detector, profile extraction, and mask-profile utilities from Foreground Masking/interactive_mtobjects_parameter_tester.py.</w:t>
+        <w:t>The batch optimiser is implemented in Foreground Masking/optimise_mtobjects_spike_gate_parameters.py. It reuses the MTObjects runner, Spike Gate detector, profile extraction, and mask-profile utilities exposed through Foreground Masking/interactive_mtobjects_spike_gate_parameter_tester.py.</w:t>
       </w:r>
     </w:p>
     <w:tbl>

--- a/Foreground Masking/documentation/MTObjects Spike Gate Optuna Optimisation Documentation.docx
+++ b/Foreground Masking/documentation/MTObjects Spike Gate Optuna Optimisation Documentation.docx
@@ -85,7 +85,7 @@
     </w:p>
     <w:p>
       <w:r>
-        <w:t>The batch optimiser is implemented in Foreground Masking/optimise_mtobjects_spike_gate_parameters.py. It reuses the MTObjects runner, Spike Gate detector, profile extraction, and mask-profile utilities exposed through Foreground Masking/interactive_mtobjects_spike_gate_parameter_tester.py.</w:t>
+        <w:t>The batch optimiser is implemented in Foreground Masking/optimise_spike_gate_MTObjects.py. It reuses the MTObjects runner, Spike Gate detector, profile extraction, and mask-profile utilities exposed through Foreground Masking/Interactive tools/interactive_mtobjects_spike_gate_parameter_tester.py.</w:t>
       </w:r>
     </w:p>
     <w:tbl>
@@ -2677,7 +2677,7 @@
           <w:rFonts w:ascii="Consolas" w:hAnsi="Consolas"/>
           <w:sz w:val="19"/>
         </w:rPr>
-        <w:t>python "Foreground Masking\optimise_mtobjects_spike_gate_parameters.py" --max-images 20 --initial-points 12 --max-iter 48</w:t>
+        <w:t>python "Foreground Masking\optimise_spike_gate_MTObjects.py" --max-images 20 --initial-points 12 --max-iter 48</w:t>
       </w:r>
     </w:p>
     <w:p>
@@ -2703,7 +2703,7 @@
           <w:rFonts w:ascii="Consolas" w:hAnsi="Consolas"/>
           <w:sz w:val="19"/>
         </w:rPr>
-        <w:t>python "Foreground Masking\optimise_mtobjects_spike_gate_parameters.py" --resume-output-dir "D:\Dropbox\Public Documents\UCLAN\MSc Research\Remove foreground objects\mtobjects spike optimisation\20260719_165906" --max-images 20 --initial-points 12 --max-iter 48</w:t>
+        <w:t>python "Foreground Masking\optimise_spike_gate_MTObjects.py" --resume-output-dir "D:\Dropbox\Public Documents\UCLAN\MSc Research\Remove foreground objects\mtobjects spike optimisation\20260719_165906" --max-images 20 --initial-points 12 --max-iter 48</w:t>
       </w:r>
     </w:p>
     <w:p>
